--- a/cep-iot-bus-stop/chapters/Chapter_7_Results_Discussion_Conclusion_and_Future_Scope.docx
+++ b/cep-iot-bus-stop/chapters/Chapter_7_Results_Discussion_Conclusion_and_Future_Scope.docx
@@ -184,10 +184,17 @@
     </w:p>
     <w:tbl>
       <w:tblPr>
-        <w:tblStyle w:val="TableGrid"/>
         <w:tblW w:type="auto" w:w="0"/>
         <w:jc w:val="center"/>
-        <w:tblLook w:firstColumn="1" w:firstRow="1" w:lastColumn="0" w:lastRow="0" w:noHBand="0" w:noVBand="1" w:val="04A0"/>
+        <w:tblBorders>
+          <w:top w:val="single" w:sz="4" w:space="0" w:color="000000"/>
+          <w:left w:val="single" w:sz="4" w:space="0" w:color="000000"/>
+          <w:bottom w:val="single" w:sz="4" w:space="0" w:color="000000"/>
+          <w:right w:val="single" w:sz="4" w:space="0" w:color="000000"/>
+          <w:insideH w:val="single" w:sz="4" w:space="0" w:color="000000"/>
+          <w:insideV w:val="single" w:sz="4" w:space="0" w:color="000000"/>
+        </w:tblBorders>
+        <w:tblLook w:firstRow="0" w:lastRow="0" w:firstColumn="0" w:lastColumn="0" w:noHBand="1" w:noVBand="1"/>
       </w:tblPr>
       <w:tblGrid>
         <w:gridCol w:w="3120"/>
@@ -198,7 +205,7 @@
         <w:tc>
           <w:tcPr>
             <w:tcW w:type="dxa" w:w="3120"/>
-            <w:shd w:fill="1F4E79" w:val="clear"/>
+            <w:shd w:val="clear" w:color="auto" w:fill="FFFFFF"/>
           </w:tcPr>
           <w:p>
             <w:pPr>
@@ -211,7 +218,7 @@
                 <w:rFonts w:ascii="Times New Roman" w:hAnsi="Times New Roman" w:eastAsia="Times New Roman"/>
                 <w:b/>
                 <w:i w:val="0"/>
-                <w:color w:val="FFFFFF"/>
+                <w:color w:val="000000"/>
                 <w:sz w:val="18"/>
               </w:rPr>
               <w:t>Objective</w:t>
@@ -221,7 +228,7 @@
         <w:tc>
           <w:tcPr>
             <w:tcW w:type="dxa" w:w="3120"/>
-            <w:shd w:fill="1F4E79" w:val="clear"/>
+            <w:shd w:val="clear" w:color="auto" w:fill="FFFFFF"/>
           </w:tcPr>
           <w:p>
             <w:pPr>
@@ -234,7 +241,7 @@
                 <w:rFonts w:ascii="Times New Roman" w:hAnsi="Times New Roman" w:eastAsia="Times New Roman"/>
                 <w:b/>
                 <w:i w:val="0"/>
-                <w:color w:val="FFFFFF"/>
+                <w:color w:val="000000"/>
                 <w:sz w:val="18"/>
               </w:rPr>
               <w:t>Status</w:t>
@@ -244,7 +251,7 @@
         <w:tc>
           <w:tcPr>
             <w:tcW w:type="dxa" w:w="3120"/>
-            <w:shd w:fill="1F4E79" w:val="clear"/>
+            <w:shd w:val="clear" w:color="auto" w:fill="FFFFFF"/>
           </w:tcPr>
           <w:p>
             <w:pPr>
@@ -257,7 +264,7 @@
                 <w:rFonts w:ascii="Times New Roman" w:hAnsi="Times New Roman" w:eastAsia="Times New Roman"/>
                 <w:b/>
                 <w:i w:val="0"/>
-                <w:color w:val="FFFFFF"/>
+                <w:color w:val="000000"/>
                 <w:sz w:val="18"/>
               </w:rPr>
               <w:t>Evidence</w:t>
@@ -269,6 +276,7 @@
         <w:tc>
           <w:tcPr>
             <w:tcW w:type="dxa" w:w="3120"/>
+            <w:shd w:val="clear" w:color="auto" w:fill="FFFFFF"/>
           </w:tcPr>
           <w:p>
             <w:pPr>
@@ -291,6 +299,7 @@
         <w:tc>
           <w:tcPr>
             <w:tcW w:type="dxa" w:w="3120"/>
+            <w:shd w:val="clear" w:color="auto" w:fill="FFFFFF"/>
           </w:tcPr>
           <w:p>
             <w:pPr>
@@ -313,6 +322,7 @@
         <w:tc>
           <w:tcPr>
             <w:tcW w:type="dxa" w:w="3120"/>
+            <w:shd w:val="clear" w:color="auto" w:fill="FFFFFF"/>
           </w:tcPr>
           <w:p>
             <w:pPr>
@@ -337,6 +347,7 @@
         <w:tc>
           <w:tcPr>
             <w:tcW w:type="dxa" w:w="3120"/>
+            <w:shd w:val="clear" w:color="auto" w:fill="FFFFFF"/>
           </w:tcPr>
           <w:p>
             <w:pPr>
@@ -359,6 +370,7 @@
         <w:tc>
           <w:tcPr>
             <w:tcW w:type="dxa" w:w="3120"/>
+            <w:shd w:val="clear" w:color="auto" w:fill="FFFFFF"/>
           </w:tcPr>
           <w:p>
             <w:pPr>
@@ -381,6 +393,7 @@
         <w:tc>
           <w:tcPr>
             <w:tcW w:type="dxa" w:w="3120"/>
+            <w:shd w:val="clear" w:color="auto" w:fill="FFFFFF"/>
           </w:tcPr>
           <w:p>
             <w:pPr>
@@ -405,6 +418,7 @@
         <w:tc>
           <w:tcPr>
             <w:tcW w:type="dxa" w:w="3120"/>
+            <w:shd w:val="clear" w:color="auto" w:fill="FFFFFF"/>
           </w:tcPr>
           <w:p>
             <w:pPr>
@@ -427,6 +441,7 @@
         <w:tc>
           <w:tcPr>
             <w:tcW w:type="dxa" w:w="3120"/>
+            <w:shd w:val="clear" w:color="auto" w:fill="FFFFFF"/>
           </w:tcPr>
           <w:p>
             <w:pPr>
@@ -449,6 +464,7 @@
         <w:tc>
           <w:tcPr>
             <w:tcW w:type="dxa" w:w="3120"/>
+            <w:shd w:val="clear" w:color="auto" w:fill="FFFFFF"/>
           </w:tcPr>
           <w:p>
             <w:pPr>
@@ -473,6 +489,7 @@
         <w:tc>
           <w:tcPr>
             <w:tcW w:type="dxa" w:w="3120"/>
+            <w:shd w:val="clear" w:color="auto" w:fill="FFFFFF"/>
           </w:tcPr>
           <w:p>
             <w:pPr>
@@ -495,6 +512,7 @@
         <w:tc>
           <w:tcPr>
             <w:tcW w:type="dxa" w:w="3120"/>
+            <w:shd w:val="clear" w:color="auto" w:fill="FFFFFF"/>
           </w:tcPr>
           <w:p>
             <w:pPr>
@@ -517,6 +535,7 @@
         <w:tc>
           <w:tcPr>
             <w:tcW w:type="dxa" w:w="3120"/>
+            <w:shd w:val="clear" w:color="auto" w:fill="FFFFFF"/>
           </w:tcPr>
           <w:p>
             <w:pPr>
@@ -541,6 +560,7 @@
         <w:tc>
           <w:tcPr>
             <w:tcW w:type="dxa" w:w="3120"/>
+            <w:shd w:val="clear" w:color="auto" w:fill="FFFFFF"/>
           </w:tcPr>
           <w:p>
             <w:pPr>
@@ -563,6 +583,7 @@
         <w:tc>
           <w:tcPr>
             <w:tcW w:type="dxa" w:w="3120"/>
+            <w:shd w:val="clear" w:color="auto" w:fill="FFFFFF"/>
           </w:tcPr>
           <w:p>
             <w:pPr>
@@ -585,6 +606,7 @@
         <w:tc>
           <w:tcPr>
             <w:tcW w:type="dxa" w:w="3120"/>
+            <w:shd w:val="clear" w:color="auto" w:fill="FFFFFF"/>
           </w:tcPr>
           <w:p>
             <w:pPr>
